--- a/paper_update/From_Risk_Register_to_Runtime_Predicate_IEEE_SUBMISSION.docx
+++ b/paper_update/From_Risk_Register_to_Runtime_Predicate_IEEE_SUBMISSION.docx
@@ -13344,7 +13344,7 @@
         <w:rPr>
           <w:b/>
         </w:rPr>
-        <w:t xml:space="preserve">Determinism scope. TD = 1.000 is measured over 62 compilation runs, 31 per case, on each of eight independently provisioned environments spanning three operating systems (macOS 26.6.2, Linux on both x86_64 with glibc 2.39 and aarch64 with glibc 2.36, and Windows 10.0.26100), two machine architectures (arm64 and x86_64) and six CPython patch versions, every one reproducing the committed reference canonical payload hashes exactly across five locales, five time zones, input permutation and clean-process execution. The claim this supports is determinism across the tested supported environments. It is not a claim of platform independence: a finite matrix of environments is not the set of all environments, and neither other operating systems nor other Python implementations were exercised.</w:t>
+        <w:t xml:space="preserve">Determinism scope. TD = 1.000 is measured over 62 compilation runs, 31 per case, on each of eight independently provisioned environments spanning three operating systems (macOS 26.6.2, Linux on both x86_64 with glibc 2.39 and aarch64 with glibc 2.36, and Windows 10.0.26100), two machine architectures (arm64 and x86_64) and six CPython patch versions, every one reproducing the committed reference canonical payload hashes exactly across five locales, five time zones, input permutation and clean-process execution. The claim this supports is determinism across the tested supported environments. It is not a claim of platform independence: a finite matrix of environments is not the set of all environments, and neither other operating systems nor other Python implementations were exercised. Nor is it a claim about the specification. The reported determinism result establishes conformance of the reference implementation across the tested environments; it does not prove that every independent implementation of the GC-IR specification must produce the same output. Establishing that would require a second, independently authored implementation of Φ compiled against the normative schema of Appendix A, which does not exist. RFC 8785 canonicalization and the exhaustively specified compiler step order make such agreement plausible; they do not demonstrate it.</w:t>
       </w:r>
       <w:r>
         <w:t xml:space="preserve"/>
@@ -13422,7 +13422,7 @@
         <w:rPr>
           <w:rtl w:val="0"/>
         </w:rPr>
-        <w:t xml:space="preserve">The L-DREA paper (IEEE Xplore doc. 11641546) [15] contributes the enforcement authority and evidence layer; the theory paper (DOI 10.5281/zenodo.20369438) [16] the concurrence foundation and aggregator-class separation proof; the published patent application (US 2026/0127298 A1) [17] the enforcement mechanism claims. The present paper contributes the upstream refinement and compilation method, the gate-coverage formalization with its three propositions, and the temporally valid traceability model; it consumes the L-DREA receipt interface (extended by the requirement-reference conformance condition of Section II) and repeats none of the enforcement architecture. The separation was checked at submission against the released enforcement artifact of record: the predicate families, aggregation mathematics and evidence-chain mechanics of that work are cited rather than restated, and the present paper's contribution begins at the governance assessment and ends at the compiled bundle.</w:t>
+        <w:t xml:space="preserve">References [15]–[17] are prior works by overlapping authors and provide the downstream enforcement context against which the present upstream compilation problem is scoped. The present contribution does not re-evaluate their detection results; the separation of contributions is stated explicitly here. The L-DREA paper (IEEE Xplore doc. 11641546) [15] contributes the enforcement authority and evidence layer; the theory paper (DOI 10.5281/zenodo.20369438) [16] the concurrence foundation and aggregator-class separation proof; the published patent application (US 2026/0127298 A1) [17] the enforcement mechanism claims. The present paper contributes the upstream refinement and compilation method, the gate-coverage formalization with its three propositions, and the temporally valid traceability model; it consumes the L-DREA receipt interface (extended by the requirement-reference conformance condition of Section II) and repeats none of the enforcement architecture. The separation was checked at submission against the released enforcement artifact of record: the predicate families, aggregation mathematics and evidence-chain mechanics of that work are cited rather than restated, and the present paper's contribution begins at the governance assessment and ends at the compiled bundle.</w:t>
       </w:r>
       <w:r>
         <w:rPr>
@@ -14351,7 +14351,7 @@
         <w:rPr>
           <w:rtl w:val="0"/>
         </w:rPr>
-        <w:t xml:space="preserve">The GC-IR schema, reference implementations of Ψ_K tooling and Φ, the Control Derivation Catalog, both case artifact sets (Steps 1–5 inputs, judgment records, dispositions, specifications, compiled bundles, lifecycle-registry fixtures), coverage and temporal-validity queries, the adjudication instrument, and the preregistration commitment are released as a hash-pinned tagged release per Appendix C, at https://github.com/Sukhmangill977/gc-ir-reference, release tag v1.0.0, under the MIT licence. The repository contains the GC-IR JSON Schemas; the Ψ_K tooling and the Φ reference implementation; the Control Derivation Catalogs; the Steps 1–5 serialized inputs, signed judgment records, dispositions and Approved Control Specifications for both cases; the compiled bundles and lifecycle-registry fixtures; the unit, property-based, adversarial and integration test suites; the coverage and temporal-validity queries; the determinism results; the Monte Carlo analysis; the Case B predicate-family mapping; the campaign provenance record; and the frozen, deferred RQ5 protocol. The public preregistration freeze is tag preregister-tier0-v2.2 at commit c44f25d6fdb67e0bc4ac73a6217125dec8da1c0e. The held-out expert-study register is withheld until study close, then released with the study data. An archival deposit with a persistent identifier is pending and is not cited here; the repository release tag and its hash manifest are the citable artifact until one exists.</w:t>
+        <w:t xml:space="preserve">The GC-IR schema, reference implementations of Ψ_K tooling and Φ, the Control Derivation Catalog, both case artifact sets (Steps 1–5 inputs, judgment records, dispositions, specifications, compiled bundles, lifecycle-registry fixtures), coverage and temporal-validity queries, the adjudication instrument, and the preregistration commitment are released as a hash-pinned tagged release per Appendix C, at https://github.com/Sukhmangill977/gc-ir-reference, release tag v1.0.1, under the MIT licence. The repository contains the GC-IR JSON Schemas; the Ψ_K tooling and the Φ reference implementation; the Control Derivation Catalogs; the Steps 1–5 serialized inputs, signed judgment records, dispositions and Approved Control Specifications for both cases; the compiled bundles and lifecycle-registry fixtures; the unit, property-based, adversarial and integration test suites; the coverage and temporal-validity queries; the determinism results; the Monte Carlo analysis; the Case B predicate-family mapping; the campaign provenance record; and the frozen, deferred RQ5 protocol. The public preregistration freeze is tag preregister-tier0-v2.2 at commit c44f25d6fdb67e0bc4ac73a6217125dec8da1c0e. The held-out expert-study register is withheld until study close, then released with the study data. An archival deposit with a persistent identifier is pending and is not cited here; the repository release tag and its hash manifest are the citable artifact until one exists.</w:t>
       </w:r>
     </w:p>
     <w:p ns1:paraId="000001F4">
@@ -15926,7 +15926,7 @@
         <w:rPr>
           <w:rtl w:val="0"/>
         </w:rPr>
-        <w:t xml:space="preserve"> release tree within it or as a sibling repository under the same organization, named in the release notes; MIT license for code and schema, per that precedent. The artifact is released at https://github.com/Sukhmangill977/gc-ir-reference, release tag v1.0.0.</w:t>
+        <w:t xml:space="preserve"> release tree within it or as a sibling repository under the same organization, named in the release notes; MIT license for code and schema, per that precedent. The artifact is released at https://github.com/Sukhmangill977/gc-ir-reference, release tag v1.0.1.</w:t>
       </w:r>
       <w:r>
         <w:rPr>
@@ -16042,7 +16042,7 @@
         <w:rPr>
           <w:rtl w:val="0"/>
         </w:rPr>
-        <w:t xml:space="preserve">[1] NIST, "Artificial Intelligence Risk Management Framework (AI RMF 1.0)," NIST AI 100-1, Jan. 2023. [2] ISO/IEC 42001:2023, Information Technology — Artificial Intelligence — Management System, ISO/IEC, Dec. 2023. [3] ISO 31000:2018, Risk Management — Guidelines, ISO, Feb. 2018. [4] OSFI, Guideline E-23, Model Risk Management, published Sep. 11, 2025 (effective May 1, 2027); OSFI Guideline B-10, Third-Party Risk Management (2023); Guideline B-13, Technology and Cyber Risk Management (2022); Guideline E-21, Operational Risk and Resilience (2024); OSFI, "Generative and Agentic Artificial Intelligence: Implications for Technology, Cyber Security, and Operational Resilience" (bulletin), Jul. 2026. [5] Board of Governors of the Federal Reserve System / OCC, "Supervisory Guidance on Model Risk Management," SR 11-7 / OCC 2011-12, Apr. 4, 2011. [6] CIRO, Investment Dealer and Partially Consolidated Rules, Rule 3600 (Research Reports), esp. ss. 3608–3622. [7] Regulation (EU) 2024/1689 (EU AI Act), Art. 113; GPAI obligations applicable from Aug. 2, 2025; as amended by Regulation (EU) 2026/1744 (Digital Omnibus on AI), in force July 27, 2026, deferring application of the high-risk obligations to Dec. 2, 2027 (Annex III) and Aug. 2, 2028 (Annex I) and leaving the Art. 50 transparency obligations, incl. the Dec. 2, 2026 marking deadline, unchanged. [8] OASIS, "eXtensible Access Control Markup Language (XACML) Version 3.0," OASIS Standard, Jan. 2013; Open Policy Agent, project documentation, Cloud Native Computing Foundation (graduated project), openpolicyagent.org, accessed Sep. 2026. [9] Assurance Case Working Group, "GSN Community Standard Version 3," SCSC-141C, 2021. [10] S. Rose, O. Borchert, S. Mitchell, and S. Connelly, "Zero Trust Architecture," NIST SP 800-207, Aug. 2020. [11] J. P. Anderson, "Computer Security Technology Planning Study," ESD-TR-73-51, USAF Electronic Systems Division, Oct. 1972. [12] IEC 61511:2016, Functional Safety — Safety Instrumented Systems for the Process Industry Sector / ANSI/ISA-84.00.01. [13] NIST, "Trustworthy AI in Critical Infrastructure Profile (TACIP)," Community of Interest discussion draft, version of Aug. 3, 2026. Unpublished, COI-distributed document; cited as a versioned discussion draft (date and SHA-256 recorded in the artifact repository), not as an established NIST publication. Practices 3 and 12; "Strategic Governance &amp; Executive Translation" open design area. [14] SEC, In the Matter of Knight Capital Americas LLC, Admin. Proc. File No. 3-15570, Oct. 16, 2013; Market Access Rule, 17 CFR § 240.15c3-5. [15] A. Gill, "Deterministic Runtime Enforcement: The Execution Authority for Autonomous AI Agents" (L-DREA), IEEE Access, 2026, early access, art. no. 11641546. [16] A. Gill-Lakhowal, "The Lakhowal Law of Concurrence," Zenodo, 2026, doi: 10.5281/zenodo.20369438. [17] U.S. Patent Application Publication US 2026/0127298 A1, pub. May 7, 2026. [18] S. H. Jayasundara, N. A. G. Arachchilage, and G. Russello, "SoK: Access Control Policy Generation from High-Level Natural Language Requirements," ACM Computing Surveys, vol. 57, no. 4, 2025 (online 23 Dec. 2024), doi: 10.1145/3706057. [19] M. Narouei, H. Takabi, and R. Nielsen, "Automatic Extraction of Access Control Policies From Natural-Language Documents," IEEE Transactions on Dependable and Secure Computing, vol. 17, no. 3, pp. 506–517, 2020, doi: 10.1109/TDSC.2018.2818708. [20] J. Mavračić, "Policy Cards: Machine-Readable Runtime Governance for Autonomous AI Agents," arXiv:2510.24383, 2025. [21] R. Cilla Ugarte, M. Á. Patricio Guisado, A. Berlanga de Jesús, and J. M. Molina López, "Making AI Compliance Evidence Machine-Readable," arXiv:2604.13767, 2026. [22] A. K. Sharma and J. M. Kunkel, "Ontological Knowledge Blocks: Executable Compliance and Profile-Based Validation for Trustworthy AI Systems," arXiv:2605.23297, 2026. [23] U. Uchibeke, "Before the Tool Call: Deterministic Pre-Action Authorization for Autonomous AI Agents," arXiv:2603.20953, Mar. 2026. [24] A. Rundgren, B. Jordan, and S. Erdtman, "JSON Canonicalization Scheme (JCS)," IETF RFC 8785, Jun. 2020. [25] J. L. Fleiss, "Measuring Nominal Scale Agreement Among Many Raters," Psychological Bulletin, vol. 76, no. 5, pp. 378–382, 1971. [26] K. Krippendorff, Content Analysis: An Introduction to Its Methodology, 4th ed., SAGE, 2018. [27] K. L. Gwet, "Computing Inter-Rater Reliability and Its Variance in the Presence of High Agreement," British Journal of Mathematical and Statistical Psychology, vol. 61, no. 1, pp. 29–48, 2008. [28] C. Koch, "From Governance Norms to Enforceable Controls: A Layered Translation Method for Runtime Guardrails in Agentic AI," arXiv:2604.05229, Apr. 2026. [29] A. Joshi, T. Finin, K. P. Joshi, and L. Kagal, "Deontic Policies for Runtime Governance of Agentic AI Systems," arXiv:2606.19464, Jun. 2026.</w:t>
+        <w:t xml:space="preserve">[1] NIST, "Artificial Intelligence Risk Management Framework (AI RMF 1.0)," NIST AI 100-1, Jan. 2023. [2] ISO/IEC 42001:2023, Information Technology — Artificial Intelligence — Management System, ISO/IEC, Dec. 2023. [3] ISO 31000:2018, Risk Management — Guidelines, ISO, Feb. 2018. [4] OSFI, Guideline E-23, Model Risk Management, published Sep. 11, 2025 (effective May 1, 2027); OSFI Guideline B-10, Third-Party Risk Management (2023); Guideline B-13, Technology and Cyber Risk Management (2022); Guideline E-21, Operational Risk and Resilience (2024); OSFI, "Generative and Agentic Artificial Intelligence: Implications for Technology, Cyber Security, and Operational Resilience" (bulletin), Jul. 2026. [5] Board of Governors of the Federal Reserve System / OCC, "Supervisory Guidance on Model Risk Management," SR 11-7 / OCC 2011-12, Apr. 4, 2011. [6] CIRO, Investment Dealer and Partially Consolidated Rules, Rule 3600 (Research Reports), esp. ss. 3608–3622. [7] Regulation (EU) 2024/1689 (EU AI Act), Art. 113; GPAI obligations applicable from Aug. 2, 2025; as amended by Regulation (EU) 2026/1744 (Digital Omnibus on AI), in force July 27, 2026, deferring application of the high-risk obligations to Dec. 2, 2027 (Annex III) and Aug. 2, 2028 (Annex I) and leaving the Art. 50 transparency obligations, incl. the Dec. 2, 2026 marking deadline, unchanged. [8] OASIS, "eXtensible Access Control Markup Language (XACML) Version 3.0," OASIS Standard, Jan. 2013; Open Policy Agent, project documentation, Cloud Native Computing Foundation (graduated project), openpolicyagent.org, accessed Sep. 2026. [9] Assurance Case Working Group, "GSN Community Standard Version 3," SCSC-141C, 2021. [10] S. Rose, O. Borchert, S. Mitchell, and S. Connelly, "Zero Trust Architecture," NIST SP 800-207, Aug. 2020. [11] J. P. Anderson, "Computer Security Technology Planning Study," ESD-TR-73-51, USAF Electronic Systems Division, Oct. 1972. [12] IEC 61511:2016, Functional Safety — Safety Instrumented Systems for the Process Industry Sector / ANSI/ISA-84.00.01. [13] NIST, "Trustworthy AI in Critical Infrastructure Profile (TACIP)," Community of Interest discussion draft, version of Aug. 3, 2026. Unpublished, COI-distributed document; cited as a versioned discussion draft (date and SHA-256 recorded in the artifact repository), not as an established NIST publication. Practices 3 and 12; "Strategic Governance &amp; Executive Translation" open design area. [14] SEC, In the Matter of Knight Capital Americas LLC, Admin. Proc. File No. 3-15570, Oct. 16, 2013; Market Access Rule, 17 CFR § 240.15c3-5. [15] A. Gill, "Deterministic Runtime Enforcement: The Execution Authority for Autonomous AI Agents" (L-DREA), IEEE Access, 2026, early access, art. no. 11641546. [16] A. Gill-Lakhowal, "The Lakhowal Law of Concurrence," Zenodo, 2026, doi: 10.5281/zenodo.20369438. [17] U.S. Patent Application Publication US 2026/0127298 A1, pub. May 7, 2026. [18] S. H. Jayasundara, N. A. G. Arachchilage, and G. Russello, "SoK: Access Control Policy Generation from High-Level Natural Language Requirements," ACM Computing Surveys, vol. 57, no. 4, 2025 (online 23 Dec. 2024), doi: 10.1145/3706057. [19] M. Narouei, H. Takabi, and R. Nielsen, "Automatic Extraction of Access Control Policies From Natural-Language Documents," IEEE Transactions on Dependable and Secure Computing, vol. 17, no. 3, pp. 506–517, 2020, doi: 10.1109/TDSC.2018.2818708. [20] J. Mavračić, "Policy Cards: Machine-Readable Runtime Governance for Autonomous AI Agents," arXiv:2510.24383, 2025. [21] R. Cilla Ugarte, M. Á. Patricio Guisado, A. Berlanga de Jesús, and J. M. Molina López, "Making AI Compliance Evidence Machine-Readable," arXiv:2604.13767, Apr. 2026. [22] A. K. Sharma and J. M. Kunkel, "Ontological Knowledge Blocks: Executable Compliance and Profile-Based Validation for Trustworthy AI Systems," arXiv:2605.23297, May 2026. [23] U. Uchibeke, "Before the Tool Call: Deterministic Pre-Action Authorization for Autonomous AI Agents," arXiv:2603.20953, Mar. 2026. [24] A. Rundgren, B. Jordan, and S. Erdtman, "JSON Canonicalization Scheme (JCS)," IETF RFC 8785, Jun. 2020. [25] J. L. Fleiss, "Measuring Nominal Scale Agreement Among Many Raters," Psychological Bulletin, vol. 76, no. 5, pp. 378–382, 1971. [26] K. Krippendorff, Content Analysis: An Introduction to Its Methodology, 4th ed., SAGE, 2018. [27] K. L. Gwet, "Computing Inter-Rater Reliability and Its Variance in the Presence of High Agreement," British Journal of Mathematical and Statistical Psychology, vol. 61, no. 1, pp. 29–48, 2008. [28] C. Koch, "From Governance Norms to Enforceable Controls: A Layered Translation Method for Runtime Guardrails in Agentic AI," arXiv:2604.05229, Apr. 2026. [29] A. Joshi, T. Finin, K. P. Joshi, and L. Kagal, "Deontic Policies for Runtime Governance of Agentic AI Systems," arXiv:2606.19464, Jun. 2026.</w:t>
       </w:r>
       <w:r>
         <w:rPr>

--- a/paper_update/From_Risk_Register_to_Runtime_Predicate_IEEE_SUBMISSION.docx
+++ b/paper_update/From_Risk_Register_to_Runtime_Predicate_IEEE_SUBMISSION.docx
@@ -13250,13 +13250,13 @@
           <w:bCs w:val="1"/>
           <w:rtl w:val="0"/>
         </w:rPr>
-        <w:t xml:space="preserve">Monte Carlo scope. Rating perturbation estimates sensitivity under the frozen input distributions; it does not estimate real-world event frequencies or harm probabilities. Those distributions are author-specified and prospectively frozen, not panel-adjudicated, so the analysis establishes that heat-map gate membership is unstable and consequence-class membership is not, under a declared perturbation model; it does not estimate the true dispersion of enterprise rating judgments. Separately, gate divergence is measured over a partly synthetic register: three Case A rows carry residual ratings supplied as documented fixtures rather than derived from the case narrative. Those ratings are published with the artifact, and a sweep over all plausible values shows GD_min would range from 2 to 5; the reported value of 3 is exact for the published register, and neither proposition premise depends on those three rows.</w:t>
-      </w:r>
-      <w:r>
-        <w:rPr>
-          <w:rtl w:val="0"/>
-        </w:rPr>
-        <w:t xml:space="preserve"/>
+        <w:t xml:space="preserve">Monte Carlo scope.</w:t>
+      </w:r>
+      <w:r>
+        <w:rPr>
+          <w:rtl w:val="0"/>
+        </w:rPr>
+        <w:t xml:space="preserve"> Rating perturbation estimates sensitivity under the frozen input distributions; it does not estimate real-world event frequencies or harm probabilities. Those distributions are author-specified and prospectively frozen, not panel-adjudicated, so the analysis establishes that heat-map gate membership is unstable and consequence-class membership is not, under a declared perturbation model; it does not estimate the true dispersion of enterprise rating judgments. Separately, gate divergence is measured over a partly synthetic register: three Case A rows carry residual ratings supplied as documented fixtures rather than derived from the case narrative. Those ratings are published with the artifact, and a sweep over all plausible values shows GD_min would range from 2 to 5; the reported value of 3 is exact for the published register, and neither proposition premise depends on those three rows.</w:t>
       </w:r>
     </w:p>
     <w:p ns1:paraId="000001CF">
@@ -13344,10 +13344,10 @@
         <w:rPr>
           <w:b/>
         </w:rPr>
-        <w:t xml:space="preserve">Determinism scope. TD = 1.000 is measured over 62 compilation runs, 31 per case, on each of eight independently provisioned environments spanning three operating systems (macOS 26.6.2, Linux on both x86_64 with glibc 2.39 and aarch64 with glibc 2.36, and Windows 10.0.26100), two machine architectures (arm64 and x86_64) and six CPython patch versions, every one reproducing the committed reference canonical payload hashes exactly across five locales, five time zones, input permutation and clean-process execution. The claim this supports is determinism across the tested supported environments. It is not a claim of platform independence: a finite matrix of environments is not the set of all environments, and neither other operating systems nor other Python implementations were exercised. Nor is it a claim about the specification. The reported determinism result establishes conformance of the reference implementation across the tested environments; it does not prove that every independent implementation of the GC-IR specification must produce the same output. Establishing that would require a second, independently authored implementation of Φ compiled against the normative schema of Appendix A, which does not exist. RFC 8785 canonicalization and the exhaustively specified compiler step order make such agreement plausible; they do not demonstrate it.</w:t>
-      </w:r>
-      <w:r>
-        <w:t xml:space="preserve"/>
+        <w:t xml:space="preserve">Determinism scope. </w:t>
+      </w:r>
+      <w:r>
+        <w:t xml:space="preserve">TD = 1.000 is measured over 62 compilation runs, 31 per case, on each of eight independently provisioned environments spanning three operating systems (macOS 26.6.2, Linux on both x86_64 with glibc 2.39 and aarch64 with glibc 2.36, and Windows 10.0.26100), two machine architectures (arm64 and x86_64) and six CPython patch versions, every one reproducing the committed reference canonical payload hashes exactly across five locales, five time zones, input permutation and clean-process execution. The claim this supports is determinism across the tested supported environments. It is not a claim of platform independence: a finite matrix of environments is not the set of all environments, and neither other operating systems nor other Python implementations were exercised. Nor is it a claim about the specification. The reported determinism result establishes conformance of the reference implementation across the tested environments; it does not prove that every independent implementation of the GC-IR specification must produce the same output. Establishing that would require a second, independently authored implementation of Φ compiled against the normative schema of Appendix A, which does not exist. RFC 8785 canonicalization and the exhaustively specified compiler step order make such agreement plausible; they do not demonstrate it.</w:t>
       </w:r>
     </w:p>
     <w:p ns1:paraId="000001D1">

--- a/paper_update/From_Risk_Register_to_Runtime_Predicate_IEEE_SUBMISSION.docx
+++ b/paper_update/From_Risk_Register_to_Runtime_Predicate_IEEE_SUBMISSION.docx
@@ -14351,7 +14351,7 @@
         <w:rPr>
           <w:rtl w:val="0"/>
         </w:rPr>
-        <w:t xml:space="preserve">The GC-IR schema, reference implementations of Ψ_K tooling and Φ, the Control Derivation Catalog, both case artifact sets (Steps 1–5 inputs, judgment records, dispositions, specifications, compiled bundles, lifecycle-registry fixtures), coverage and temporal-validity queries, the adjudication instrument, and the preregistration commitment are released as a hash-pinned tagged release per Appendix C, at https://github.com/Sukhmangill977/gc-ir-reference, release tag v1.0.1, under the MIT licence. The repository contains the GC-IR JSON Schemas; the Ψ_K tooling and the Φ reference implementation; the Control Derivation Catalogs; the Steps 1–5 serialized inputs, signed judgment records, dispositions and Approved Control Specifications for both cases; the compiled bundles and lifecycle-registry fixtures; the unit, property-based, adversarial and integration test suites; the coverage and temporal-validity queries; the determinism results; the Monte Carlo analysis; the Case B predicate-family mapping; the campaign provenance record; and the frozen, deferred RQ5 protocol. The public preregistration freeze is tag preregister-tier0-v2.2 at commit c44f25d6fdb67e0bc4ac73a6217125dec8da1c0e. The held-out expert-study register is withheld until study close, then released with the study data. An archival deposit with a persistent identifier is pending and is not cited here; the repository release tag and its hash manifest are the citable artifact until one exists.</w:t>
+        <w:t xml:space="preserve">The GC-IR schema, reference implementations of Ψ_K tooling and Φ, the Control Derivation Catalog, both case artifact sets (Steps 1–5 inputs, judgment records, dispositions, specifications, compiled bundles, lifecycle-registry fixtures), coverage and temporal-validity queries, the adjudication instrument, and the preregistration commitment are released as a hash-pinned tagged release per Appendix C, at https://github.com/Sukhmangill977/gc-ir-reference, release tag v1.0.2, under the MIT licence. The repository contains the GC-IR JSON Schemas; the Ψ_K tooling and the Φ reference implementation; the Control Derivation Catalogs; the Steps 1–5 serialized inputs, signed judgment records, dispositions and Approved Control Specifications for both cases; the compiled bundles and lifecycle-registry fixtures; the unit, property-based, adversarial and integration test suites; the coverage and temporal-validity queries; the determinism results; the Monte Carlo analysis; the Case B predicate-family mapping; the campaign provenance record; and the frozen, deferred RQ5 protocol. The public preregistration freeze is tag preregister-tier0-v2.2 at commit c44f25d6fdb67e0bc4ac73a6217125dec8da1c0e. The held-out expert-study register is withheld until study close, then released with the study data. An archival deposit with a persistent identifier is pending and is not cited here; the repository release tag and its hash manifest are the citable artifact until one exists.</w:t>
       </w:r>
     </w:p>
     <w:p ns1:paraId="000001F4">
@@ -15926,7 +15926,7 @@
         <w:rPr>
           <w:rtl w:val="0"/>
         </w:rPr>
-        <w:t xml:space="preserve"> release tree within it or as a sibling repository under the same organization, named in the release notes; MIT license for code and schema, per that precedent. The artifact is released at https://github.com/Sukhmangill977/gc-ir-reference, release tag v1.0.1.</w:t>
+        <w:t xml:space="preserve"> release tree within it or as a sibling repository under the same organization, named in the release notes; MIT license for code and schema, per that precedent. The artifact is released at https://github.com/Sukhmangill977/gc-ir-reference, release tag v1.0.2.</w:t>
       </w:r>
       <w:r>
         <w:rPr>

--- a/paper_update/From_Risk_Register_to_Runtime_Predicate_IEEE_SUBMISSION.docx
+++ b/paper_update/From_Risk_Register_to_Runtime_Predicate_IEEE_SUBMISSION.docx
@@ -14351,7 +14351,7 @@
         <w:rPr>
           <w:rtl w:val="0"/>
         </w:rPr>
-        <w:t xml:space="preserve">The GC-IR schema, reference implementations of Ψ_K tooling and Φ, the Control Derivation Catalog, both case artifact sets (Steps 1–5 inputs, judgment records, dispositions, specifications, compiled bundles, lifecycle-registry fixtures), coverage and temporal-validity queries, the adjudication instrument, and the preregistration commitment are released as a hash-pinned tagged release per Appendix C, at https://github.com/Sukhmangill977/gc-ir-reference, release tag v1.0.2, under the MIT licence. The repository contains the GC-IR JSON Schemas; the Ψ_K tooling and the Φ reference implementation; the Control Derivation Catalogs; the Steps 1–5 serialized inputs, signed judgment records, dispositions and Approved Control Specifications for both cases; the compiled bundles and lifecycle-registry fixtures; the unit, property-based, adversarial and integration test suites; the coverage and temporal-validity queries; the determinism results; the Monte Carlo analysis; the Case B predicate-family mapping; the campaign provenance record; and the frozen, deferred RQ5 protocol. The public preregistration freeze is tag preregister-tier0-v2.2 at commit c44f25d6fdb67e0bc4ac73a6217125dec8da1c0e. The held-out expert-study register is withheld until study close, then released with the study data. An archival deposit with a persistent identifier is pending and is not cited here; the repository release tag and its hash manifest are the citable artifact until one exists.</w:t>
+        <w:t xml:space="preserve">The GC-IR schema, reference implementations of Ψ_K tooling and Φ, the Control Derivation Catalog, both case artifact sets (Steps 1–5 inputs, judgment records, dispositions, specifications, compiled bundles, lifecycle-registry fixtures), coverage and temporal-validity queries, the adjudication instrument, and the preregistration commitment are released as a hash-pinned tagged release per Appendix C, at https://github.com/Sukhmangill977/gc-ir-reference, release tag v1.0.3, under the MIT licence. The repository contains the GC-IR JSON Schemas; the Ψ_K tooling and the Φ reference implementation; the Control Derivation Catalogs; the Steps 1–5 serialized inputs, signed judgment records, dispositions and Approved Control Specifications for both cases; the compiled bundles and lifecycle-registry fixtures; the unit, property-based, adversarial and integration test suites; the coverage and temporal-validity queries; the determinism results; the Monte Carlo analysis; the Case B predicate-family mapping; the campaign provenance record; and the frozen, deferred RQ5 protocol. The public preregistration freeze is tag preregister-tier0-v2.2 at commit c44f25d6fdb67e0bc4ac73a6217125dec8da1c0e. The held-out expert-study register is withheld until study close, then released with the study data. An archival deposit with a persistent identifier is pending and is not cited here; the repository release tag and its hash manifest are the citable artifact until one exists.</w:t>
       </w:r>
     </w:p>
     <w:p ns1:paraId="000001F4">
@@ -15926,7 +15926,7 @@
         <w:rPr>
           <w:rtl w:val="0"/>
         </w:rPr>
-        <w:t xml:space="preserve"> release tree within it or as a sibling repository under the same organization, named in the release notes; MIT license for code and schema, per that precedent. The artifact is released at https://github.com/Sukhmangill977/gc-ir-reference, release tag v1.0.2.</w:t>
+        <w:t xml:space="preserve"> release tree within it or as a sibling repository under the same organization, named in the release notes; MIT license for code and schema, per that precedent. The artifact is released at https://github.com/Sukhmangill977/gc-ir-reference, release tag v1.0.3.</w:t>
       </w:r>
       <w:r>
         <w:rPr>
